--- a/public/downloads/przykladowa-praca-magisterska-zdrowie-publiczne.docx
+++ b/public/downloads/przykladowa-praca-magisterska-zdrowie-publiczne.docx
@@ -117,7 +117,7 @@
         <w:t xml:space="preserve">: badanie zachowań zdrowotnych z użyciem standaryzowanego narzędzia (IZZ), streszczenie strukturalne, piśmiennictwo w stylu Vancouver i wnioski dla promocji zdrowia. Prace ze zdrowia publicznego przyjmują konwencję nauk medycznych — zwróć uwagę na różnice względem prac „uniwersyteckich” (streszczenie, cytowanie, układ IMRAD-podobny). Niebieskie adnotacje opisują funkcję każdej części — usuń je w swojej pracy. Dane liczbowe są fikcyjne. Pełne poradniki: praca-magisterska.pl/poradniki/</w:t>
       </w:r>
     </w:p>
-    <w:bookmarkStart w:id="20" w:name="streszczenie"/>
+    <w:bookmarkStart w:id="9" w:name="_streszczenie"/>
     <w:p>
       <w:pPr>
         <w:pStyle w:val="Heading1"/>
@@ -242,8 +242,8 @@
         <w:t xml:space="preserve">[Praca ze zdrowia publicznego używa STRESZCZENIA STRUKTURALNEGO (Wstęp / Cel / Materiał i metody / Wyniki / Wnioski) — jak artykuł w czasopiśmie medycznym. Dołącz wersję angielską (Abstract) z key words, jeśli wymaga jej uczelnia.]</w:t>
       </w:r>
     </w:p>
-    <w:bookmarkEnd w:id="20"/>
-    <w:bookmarkStart w:id="21" w:name="spis-treści"/>
+    <w:bookmarkEnd w:id="9"/>
+    <w:bookmarkStart w:id="10" w:name="_68349d0c7d64ae346c98bcec9a8185b5790f4f0"/>
     <w:p>
       <w:pPr>
         <w:pStyle w:val="Heading1"/>
@@ -472,8 +472,8 @@
         <w:t xml:space="preserve"> </w:t>
       </w:r>
     </w:p>
-    <w:bookmarkEnd w:id="21"/>
-    <w:bookmarkStart w:id="22" w:name="wstęp"/>
+    <w:bookmarkEnd w:id="10"/>
+    <w:bookmarkStart w:id="11" w:name="_wstęp"/>
     <w:p>
       <w:pPr>
         <w:pStyle w:val="Heading1"/>
@@ -492,22 +492,22 @@
     </w:p>
     <w:p>
       <w:pPr>
+        <w:pStyle w:val="FirstParagraph"/>
+      </w:pPr>
+      <w:r>
+        <w:t xml:space="preserve">Choroby niezakaźne odpowiadają za zdecydowaną większość zgonów w Polsce, a ich wspólnym mianownikiem są modyfikowalne czynniki stylu życia: sposób żywienia, aktywność fizyczna, palenie tytoniu i spożycie alkoholu. Zgodnie z klasyczną koncepcją pól zdrowia styl życia pozostaje tym determinantem zdrowia, na który jednostka i zdrowie publiczne mają największy wpływ. Okres studiów jest z tej perspektywy krytyczny: nawyki ukształtowane między 19. a 26. rokiem życia w znacznej mierze utrwalają się w dorosłości, a środowisko akademickie stanowi naturalne siedlisko interwencji promocji zdrowia.</w:t>
+      </w:r>
+    </w:p>
+    <w:p>
+      <w:pPr>
         <w:pStyle w:val="BodyText"/>
       </w:pPr>
       <w:r>
-        <w:t xml:space="preserve">Choroby niezakaźne odpowiadają za zdecydowaną większość zgonów w Polsce, a ich wspólnym mianownikiem są modyfikowalne czynniki stylu życia: sposób żywienia, aktywność fizyczna, palenie tytoniu i spożycie alkoholu. Zgodnie z klasyczną koncepcją pól zdrowia styl życia pozostaje tym determinantem zdrowia, na który jednostka i zdrowie publiczne mają największy wpływ. Okres studiów jest z tej perspektywy krytyczny: nawyki ukształtowane między 19. a 26. rokiem życia w znacznej mierze utrwalają się w dorosłości, a środowisko akademickie stanowi naturalne siedlisko interwencji promocji zdrowia.</w:t>
-      </w:r>
-    </w:p>
-    <w:p>
-      <w:pPr>
-        <w:pStyle w:val="BodyText"/>
-      </w:pPr>
-      <w:r>
         <w:t xml:space="preserve">Celem pracy jest porównanie nasilenia zachowań zdrowotnych studentów kierunków medycznych i niemedycznych. Postawiono hipotezę główną, że studenci kierunków medycznych prezentują wyższy ogólny wskaźnik zachowań zdrowotnych, oraz hipotezy szczegółowe dotyczące podskal IZZ. Praca składa się z części teoretycznej (rozdział 1), metodycznej (rozdział 2), wynikowej (rozdział 3) oraz dyskusji z wnioskami dla praktyki promocji zdrowia.</w:t>
       </w:r>
     </w:p>
-    <w:bookmarkEnd w:id="22"/>
-    <w:bookmarkStart w:id="26" w:name="rozdział-2.-materiał-i-metody"/>
+    <w:bookmarkEnd w:id="11"/>
+    <w:bookmarkStart w:id="15" w:name="_9de6aadbdeed55d8a322d25d0d2e8752b1f474d"/>
     <w:p>
       <w:pPr>
         <w:pStyle w:val="Heading1"/>
@@ -516,7 +516,7 @@
         <w:t xml:space="preserve">Rozdział 2. Materiał i metody</w:t>
       </w:r>
     </w:p>
-    <w:bookmarkStart w:id="23" w:name="organizacja-i-przebieg-badania"/>
+    <w:bookmarkStart w:id="12" w:name="_d8dd2ace48a557d237eb393c150107c977374bc"/>
     <w:p>
       <w:pPr>
         <w:pStyle w:val="Heading2"/>
@@ -541,8 +541,8 @@
         <w:t xml:space="preserve">[Element obowiązkowy w pracach z nauk o zdrowiu: dobrowolność, anonimowość, zgoda komisji bioetycznej z numerem. Badanie ankietowe wśród zdrowych dorosłych zwykle wymaga tylko opinii komisji — ale o nią wystąp i odnotuj to w pracy.]</w:t>
       </w:r>
     </w:p>
-    <w:bookmarkEnd w:id="23"/>
-    <w:bookmarkStart w:id="24" w:name="narzędzia-badawcze"/>
+    <w:bookmarkEnd w:id="12"/>
+    <w:bookmarkStart w:id="13" w:name="_bd6c585c58aff453dabe215064314dc878208c1"/>
     <w:p>
       <w:pPr>
         <w:pStyle w:val="Heading2"/>
@@ -567,8 +567,8 @@
         <w:t xml:space="preserve">[Siła pracy ze zdrowia publicznego: STANDARYZOWANE, POLSKIE narzędzie z podanym źródłem i rzetelnością — zamiast autorskiej ankiety „czy odżywia się Pan/Pani zdrowo?”. IZZ wymaga zakupu licencji w Pracowni Testów Psychologicznych PTP — uwzględnij to w harmonogramie.]</w:t>
       </w:r>
     </w:p>
-    <w:bookmarkEnd w:id="24"/>
-    <w:bookmarkStart w:id="25" w:name="metody-analizy-statystycznej"/>
+    <w:bookmarkEnd w:id="13"/>
+    <w:bookmarkStart w:id="14" w:name="_a6522aed45e990073024137aa8233ca0f675342"/>
     <w:p>
       <w:pPr>
         <w:pStyle w:val="Heading2"/>
@@ -585,9 +585,9 @@
         <w:t xml:space="preserve">Analizy wykonano w programie JASP. Zmienne ilościowe opisano średnią i odchyleniem standardowym, a normalność rozkładów oceniono testem Shapiro-Wilka. Różnice między grupami weryfikowano testem t-Studenta dla prób niezależnych (przy braku normalności — testem U Manna-Whitneya), a związki między zmiennymi porządkowymi współczynnikiem rho Spearmana. Za istotne statystycznie przyjęto p &lt; 0,05.</w:t>
       </w:r>
     </w:p>
-    <w:bookmarkEnd w:id="25"/>
-    <w:bookmarkEnd w:id="26"/>
-    <w:bookmarkStart w:id="29" w:name="rozdział-3.-wyniki"/>
+    <w:bookmarkEnd w:id="14"/>
+    <w:bookmarkEnd w:id="15"/>
+    <w:bookmarkStart w:id="18" w:name="_6e860dd1a63917aa9ec83d81b69b25253201281"/>
     <w:p>
       <w:pPr>
         <w:pStyle w:val="Heading1"/>
@@ -596,7 +596,7 @@
         <w:t xml:space="preserve">Rozdział 3. Wyniki</w:t>
       </w:r>
     </w:p>
-    <w:bookmarkStart w:id="27" w:name="ogólny-wskaźnik-zachowań-zdrowotnych"/>
+    <w:bookmarkStart w:id="16" w:name="_7c06f39196140e9b1cc9632a8ba65ade13f9ff0"/>
     <w:p>
       <w:pPr>
         <w:pStyle w:val="Heading2"/>
@@ -929,8 +929,8 @@
         <w:t xml:space="preserve">[Tabela wynikowa: średnie obu grup i wartość p dla każdej kategorii. Pod tabelą podpis ze źródłem („Źródło: badania własne”). W tekście komentuj wzorzec wyników, nie powtarzaj wszystkich liczb.]</w:t>
       </w:r>
     </w:p>
-    <w:bookmarkEnd w:id="27"/>
-    <w:bookmarkStart w:id="28" w:name="X7479f7fd3a6571df1da75a091fc824f62b1f8f6"/>
+    <w:bookmarkEnd w:id="16"/>
+    <w:bookmarkStart w:id="17" w:name="_7479f7fd3a6571df1da75a091fc824f62b1f8f6"/>
     <w:p>
       <w:pPr>
         <w:pStyle w:val="Heading2"/>
@@ -947,9 +947,9 @@
         <w:t xml:space="preserve">Największa różnica między grupami dotyczy zachowań profilaktycznych (badania kontrolne, stosowanie zaleceń), co można wiązać z treściami kształcenia medycznego. W praktykach zdrowotnych (sen, wypoczynek, aktywność) grupy nie różnią się istotnie, a prawidłowe nawyki żywieniowe są najniżej punktowaną kategorią w obu grupach — to one wyznaczają priorytet dla interwencji.</w:t>
       </w:r>
     </w:p>
-    <w:bookmarkEnd w:id="28"/>
-    <w:bookmarkEnd w:id="29"/>
-    <w:bookmarkStart w:id="30" w:name="rozdział-4.-dyskusja"/>
+    <w:bookmarkEnd w:id="17"/>
+    <w:bookmarkEnd w:id="18"/>
+    <w:bookmarkStart w:id="19" w:name="_a5e83a5bee12c6166517ed78eba9af74e21dfa9"/>
     <w:p>
       <w:pPr>
         <w:pStyle w:val="Heading1"/>
@@ -974,8 +974,8 @@
         <w:t xml:space="preserve">[Dyskusja w konwencji medycznej: konfrontacja wyników z piśmiennictwem (z przypisami numerycznymi), interpretacja, ograniczenia badania. Po dyskusji następują WNIOSKI — punktowane, odpowiadające hipotezom i celowi pracy.]</w:t>
       </w:r>
     </w:p>
-    <w:bookmarkEnd w:id="30"/>
-    <w:bookmarkStart w:id="31" w:name="wnioski"/>
+    <w:bookmarkEnd w:id="19"/>
+    <w:bookmarkStart w:id="20" w:name="_wnioski"/>
     <w:p>
       <w:pPr>
         <w:pStyle w:val="Heading1"/>
@@ -1020,8 +1020,8 @@
         <w:t xml:space="preserve">Najniżej punktowaną kategorią w obu grupach są prawidłowe nawyki żywieniowe — programy promocji zdrowia w środowisku akademickim powinny traktować je priorytetowo.</w:t>
       </w:r>
     </w:p>
-    <w:bookmarkEnd w:id="31"/>
-    <w:bookmarkStart w:id="35" w:name="piśmiennictwo"/>
+    <w:bookmarkEnd w:id="20"/>
+    <w:bookmarkStart w:id="25" w:name="_piśmiennictwo"/>
     <w:p>
       <w:pPr>
         <w:pStyle w:val="Heading1"/>
@@ -1182,7 +1182,7 @@
     </w:p>
     <w:p>
       <w:pPr>
-        <w:pStyle w:val="BodyText"/>
+        <w:pStyle w:val="FirstParagraph"/>
       </w:pPr>
       <w:r>
         <w:t xml:space="preserve">Wzór przygotowała redakcja serwisu</w:t>
@@ -1210,7 +1210,7 @@
           <w:b/>
           <w:bCs/>
         </w:rPr>
-        <w:t xml:space="preserve">Smart-Edu.ai — pierwsza wersja pracy w kilka godzin, nie w kilka miesięcy</w:t>
+        <w:t xml:space="preserve">„Jak napisać pracę magisterską ze zdrowia publicznego” — przewodnik do tego wzoru</w:t>
       </w:r>
     </w:p>
     <w:p>
@@ -1218,21 +1218,21 @@
         <w:pStyle w:val="Note"/>
       </w:pPr>
       <w:r>
-        <w:t xml:space="preserve">Podajesz temat, kierunek studiów i wytyczne promotora, a sztuczna inteligencja generuje unikalny, gotowy do edycji tekst: z poprawną strukturą rozdziałów, przypisami i bibliografią. Rejestracja jest darmowa, płacisz wyłącznie za wygenerowany tekst.</w:t>
+        <w:t xml:space="preserve">Wzór pokazuje układ pracy. Przewodnik pokazuje, jak wypełnić każdy rozdział treścią: dobór metody i narzędzi, analiza wyników, typowe uwagi recenzentów. PDF + EPUB, 49 zł, dostęp od razu po płatności.</w:t>
       </w:r>
     </w:p>
     <w:p>
       <w:pPr>
         <w:pStyle w:val="Note"/>
       </w:pPr>
-      <w:hyperlink r:id="rId32">
+      <w:hyperlink r:id="rId21">
         <w:r>
           <w:rPr>
             <w:rStyle w:val="Hyperlink"/>
             <w:b/>
             <w:bCs/>
           </w:rPr>
-          <w:t xml:space="preserve">www.smart-edu.ai/pl/masters-thesis</w:t>
+          <w:t xml:space="preserve">praca-magisterska.pl/sklep/jak-napisac-prace-magisterska-ze-zdrowia-publicznego/</w:t>
         </w:r>
       </w:hyperlink>
     </w:p>
@@ -1241,35 +1241,50 @@
         <w:pStyle w:val="BodyText"/>
       </w:pPr>
       <w:r>
-        <w:t xml:space="preserve">Wolisz napisać pracę w pełni samodzielnie? Pomoże Ci ebook</w:t>
-      </w:r>
-      <w:r>
-        <w:t xml:space="preserve"> </w:t>
-      </w:r>
-      <w:r>
-        <w:rPr>
-          <w:b/>
-          <w:bCs/>
-        </w:rPr>
-        <w:t xml:space="preserve">„Jak napisać pracę magisterską. Kompletny przewodnik od A do Z”</w:t>
-      </w:r>
-      <w:r>
-        <w:t xml:space="preserve"> </w:t>
-      </w:r>
-      <w:r>
-        <w:t xml:space="preserve">— 250 stron praktycznych wskazówek, szablonów i checklist, z rozdziałem o etycznym korzystaniu z AI:</w:t>
-      </w:r>
-      <w:r>
-        <w:t xml:space="preserve"> </w:t>
-      </w:r>
-      <w:hyperlink r:id="rId33">
+        <w:t xml:space="preserve">Chcesz zobaczyć kompletną pracę z przypisami i bibliografią? Zajrzyj do</w:t>
+      </w:r>
+      <w:r>
+        <w:t xml:space="preserve"> </w:t>
+      </w:r>
+      <w:hyperlink r:id="rId22">
         <w:r>
           <w:rPr>
             <w:rStyle w:val="Hyperlink"/>
           </w:rPr>
-          <w:t xml:space="preserve">www.praca-magisterska.pl/sklep/praca-magisterska-ebook/</w:t>
+          <w:t xml:space="preserve">katalogu gotowych prac wzorcowych</w:t>
         </w:r>
       </w:hyperlink>
+      <w:r>
+        <w:t xml:space="preserve"> </w:t>
+      </w:r>
+      <w:r>
+        <w:t xml:space="preserve">(59 zł za pracę).</w:t>
+      </w:r>
+    </w:p>
+    <w:p>
+      <w:pPr>
+        <w:pStyle w:val="BodyText"/>
+      </w:pPr>
+      <w:r>
+        <w:t xml:space="preserve">Generator</w:t>
+      </w:r>
+      <w:r>
+        <w:t xml:space="preserve"> </w:t>
+      </w:r>
+      <w:hyperlink r:id="rId23">
+        <w:r>
+          <w:rPr>
+            <w:rStyle w:val="Hyperlink"/>
+          </w:rPr>
+          <w:t xml:space="preserve">Smart-Edu.ai</w:t>
+        </w:r>
+      </w:hyperlink>
+      <w:r>
+        <w:t xml:space="preserve"> </w:t>
+      </w:r>
+      <w:r>
+        <w:t xml:space="preserve">przygotuje pierwszą wersję tekstu z pomocą sztucznej inteligencji, jeśli wolisz zacząć od szkicu.</w:t>
+      </w:r>
     </w:p>
     <w:p>
       <w:pPr>
@@ -1285,7 +1300,7 @@
       <w:r>
         <w:t xml:space="preserve"> </w:t>
       </w:r>
-      <w:hyperlink r:id="rId34">
+      <w:hyperlink r:id="rId24">
         <w:r>
           <w:rPr>
             <w:rStyle w:val="Hyperlink"/>
@@ -1296,7 +1311,7 @@
         </w:r>
       </w:hyperlink>
     </w:p>
-    <w:bookmarkEnd w:id="35"/>
+    <w:bookmarkEnd w:id="25"/>
     <w:sectPr/>
   </w:body>
 </w:document>
